--- a/06_可直接打开的Word版/README.docx
+++ b/06_可直接打开的Word版/README.docx
@@ -3,11 +3,11 @@
 <w:document xmlns:wpc="http://schemas.microsoft.com/office/word/2010/wordprocessingCanvas" xmlns:mo="http://schemas.microsoft.com/office/mac/office/2008/main" xmlns:mc="http://schemas.openxmlformats.org/markup-compatibility/2006" xmlns:mv="urn:schemas-microsoft-com:mac:vml" xmlns:o="urn:schemas-microsoft-com:office:office" xmlns:r="http://schemas.openxmlformats.org/officeDocument/2006/relationships" xmlns:m="http://schemas.openxmlformats.org/officeDocument/2006/math" xmlns:v="urn:schemas-microsoft-com:vml" xmlns:wp14="http://schemas.microsoft.com/office/word/2010/wordprocessingDrawing" xmlns:wp="http://schemas.openxmlformats.org/drawingml/2006/wordprocessingDrawing" xmlns:w10="urn:schemas-microsoft-com:office:word" xmlns:w="http://schemas.openxmlformats.org/wordprocessingml/2006/main" xmlns:w14="http://schemas.microsoft.com/office/word/2010/wordml" xmlns:wpg="http://schemas.microsoft.com/office/word/2010/wordprocessingGroup" xmlns:wpi="http://schemas.microsoft.com/office/word/2010/wordprocessingInk" xmlns:wne="http://schemas.microsoft.com/office/word/2006/wordml" xmlns:wps="http://schemas.microsoft.com/office/word/2010/wordprocessingShape" mc:Ignorable="w14 wp14">
   <w:body>
     <w:p>
-      <w:pPr>
-        <w:pStyle w:val="Heading1"/>
-      </w:pPr>
       <w:r>
-        <w:t>医学统计学期末冲刺复习包</w:t>
+        <w:rPr>
+          <w:rFonts w:ascii="Microsoft YaHei" w:hAnsi="Microsoft YaHei" w:eastAsia="Microsoft YaHei"/>
+        </w:rPr>
+        <w:t>﻿# 医学统计学期末冲刺复习包</w:t>
       </w:r>
     </w:p>
     <w:p/>
@@ -15,7 +15,6 @@
       <w:r>
         <w:rPr>
           <w:rFonts w:ascii="Microsoft YaHei" w:hAnsi="Microsoft YaHei" w:eastAsia="Microsoft YaHei"/>
-          <w:sz w:val="22"/>
         </w:rPr>
         <w:t>本仓库用于整理 2026年医学统计学期末考试复习资料。正式期末考试时间已确认：**2026年6月17日下午**。</w:t>
       </w:r>
@@ -25,7 +24,6 @@
       <w:r>
         <w:rPr>
           <w:rFonts w:ascii="Microsoft YaHei" w:hAnsi="Microsoft YaHei" w:eastAsia="Microsoft YaHei"/>
-          <w:sz w:val="22"/>
         </w:rPr>
         <w:t>本地复习包主路径：</w:t>
       </w:r>
@@ -35,7 +33,6 @@
       <w:r>
         <w:rPr>
           <w:rFonts w:ascii="Microsoft YaHei" w:hAnsi="Microsoft YaHei" w:eastAsia="Microsoft YaHei"/>
-          <w:sz w:val="22"/>
         </w:rPr>
         <w:t>`D:\医学统计学期末冲刺复习包`</w:t>
       </w:r>
@@ -54,90 +51,72 @@
       <w:r>
         <w:rPr>
           <w:rFonts w:ascii="Microsoft YaHei" w:hAnsi="Microsoft YaHei" w:eastAsia="Microsoft YaHei"/>
-          <w:sz w:val="22"/>
         </w:rPr>
-        <w:t>| 文件夹 | 内容 |</w:t>
+        <w:t>文件夹 | 内容</w:t>
       </w:r>
     </w:p>
     <w:p>
       <w:r>
         <w:rPr>
           <w:rFonts w:ascii="Microsoft YaHei" w:hAnsi="Microsoft YaHei" w:eastAsia="Microsoft YaHei"/>
-          <w:sz w:val="22"/>
         </w:rPr>
-        <w:t>|---|---|</w:t>
+        <w:t>`00_总览与说明` | README、时间线、文件结构说明</w:t>
       </w:r>
     </w:p>
     <w:p>
       <w:r>
         <w:rPr>
           <w:rFonts w:ascii="Microsoft YaHei" w:hAnsi="Microsoft YaHei" w:eastAsia="Microsoft YaHei"/>
-          <w:sz w:val="22"/>
         </w:rPr>
-        <w:t>| `00_总览与说明` | README、时间线、文件结构说明 |</w:t>
+        <w:t>`01_计划与每日笔记` | 每日执行总表、每日笔记、复习计划、对话提示词</w:t>
       </w:r>
     </w:p>
     <w:p>
       <w:r>
         <w:rPr>
           <w:rFonts w:ascii="Microsoft YaHei" w:hAnsi="Microsoft YaHei" w:eastAsia="Microsoft YaHei"/>
-          <w:sz w:val="22"/>
         </w:rPr>
-        <w:t>| `01_计划与每日笔记` | 每日执行总表、每日笔记、复习计划、对话提示词 |</w:t>
+        <w:t>`02_选择题题库` | 检验选择表、总题库、按章节拆分的选择题</w:t>
       </w:r>
     </w:p>
     <w:p>
       <w:r>
         <w:rPr>
           <w:rFonts w:ascii="Microsoft YaHei" w:hAnsi="Microsoft YaHei" w:eastAsia="Microsoft YaHei"/>
-          <w:sz w:val="22"/>
         </w:rPr>
-        <w:t>| `02_选择题题库` | 检验选择表、总题库、按章节拆分的选择题 |</w:t>
+        <w:t>`03_错题整理` | 错题模板和按天整理的错题</w:t>
       </w:r>
     </w:p>
     <w:p>
       <w:r>
         <w:rPr>
           <w:rFonts w:ascii="Microsoft YaHei" w:hAnsi="Microsoft YaHei" w:eastAsia="Microsoft YaHei"/>
-          <w:sz w:val="22"/>
         </w:rPr>
-        <w:t>| `03_错题整理` | 错题模板和按天整理的错题 |</w:t>
+        <w:t>`04_SPSS操作` | SPSS菜单速查、操作题模板、数据索引、截图</w:t>
       </w:r>
     </w:p>
     <w:p>
       <w:r>
         <w:rPr>
           <w:rFonts w:ascii="Microsoft YaHei" w:hAnsi="Microsoft YaHei" w:eastAsia="Microsoft YaHei"/>
-          <w:sz w:val="22"/>
         </w:rPr>
-        <w:t>| `04_SPSS操作` | SPSS菜单速查、操作题模板、数据索引、截图 |</w:t>
+        <w:t>`05_课程讲义与教材` | 课程PDF、教材PDF、`.sav` 数据文件</w:t>
       </w:r>
     </w:p>
     <w:p>
       <w:r>
         <w:rPr>
           <w:rFonts w:ascii="Microsoft YaHei" w:hAnsi="Microsoft YaHei" w:eastAsia="Microsoft YaHei"/>
-          <w:sz w:val="22"/>
         </w:rPr>
-        <w:t>| `05_课程讲义与教材` | 课程PDF、教材PDF、`.sav` 数据文件 |</w:t>
+        <w:t>`06_可直接打开的Word版` | Markdown资料对应的 Word 阅读版</w:t>
       </w:r>
     </w:p>
     <w:p>
       <w:r>
         <w:rPr>
           <w:rFonts w:ascii="Microsoft YaHei" w:hAnsi="Microsoft YaHei" w:eastAsia="Microsoft YaHei"/>
-          <w:sz w:val="22"/>
         </w:rPr>
-        <w:t>| `06_可直接打开的Word版` | Markdown资料对应的 Word 阅读版 |</w:t>
-      </w:r>
-    </w:p>
-    <w:p>
-      <w:r>
-        <w:rPr>
-          <w:rFonts w:ascii="Microsoft YaHei" w:hAnsi="Microsoft YaHei" w:eastAsia="Microsoft YaHei"/>
-          <w:sz w:val="22"/>
-        </w:rPr>
-        <w:t>| `07_可直接打开的TXT版` | Markdown资料对应的 TXT 备份版 |</w:t>
+        <w:t>`07_可直接打开的TXT版` | Markdown资料对应的 TXT 备份版</w:t>
       </w:r>
     </w:p>
     <w:p/>
@@ -157,7 +136,6 @@
       <w:r>
         <w:rPr>
           <w:rFonts w:ascii="Microsoft YaHei" w:hAnsi="Microsoft YaHei" w:eastAsia="Microsoft YaHei"/>
-          <w:sz w:val="22"/>
         </w:rPr>
         <w:t>已完成：Day01 到 Day09 的主要学习、选择题批改、错题整理和 SPSS 截图保存。</w:t>
       </w:r>
@@ -169,9 +147,8 @@
       <w:r>
         <w:rPr>
           <w:rFonts w:ascii="Microsoft YaHei" w:hAnsi="Microsoft YaHei" w:eastAsia="Microsoft YaHei"/>
-          <w:sz w:val="22"/>
         </w:rPr>
-        <w:t>当前阶段：6月8日模拟考试后，进入二轮补弱复习。</w:t>
+        <w:t>2026年6月8日模拟考反馈：很多题目仍无法独立判断，尤其是 SPSS 分析大题看到界面没有思路。</w:t>
       </w:r>
     </w:p>
     <w:p>
@@ -181,9 +158,19 @@
       <w:r>
         <w:rPr>
           <w:rFonts w:ascii="Microsoft YaHei" w:hAnsi="Microsoft YaHei" w:eastAsia="Microsoft YaHei"/>
-          <w:sz w:val="22"/>
         </w:rPr>
-        <w:t>后续重点：根据模拟考试暴露的问题，优先补 SPSS 菜单、输出解释、错题高频概念。</w:t>
+        <w:t>当前阶段：6月8日晚上起进入 9 天二轮抢救计划。</w:t>
+      </w:r>
+    </w:p>
+    <w:p>
+      <w:pPr>
+        <w:pStyle w:val="ListBullet"/>
+      </w:pPr>
+      <w:r>
+        <w:rPr>
+          <w:rFonts w:ascii="Microsoft YaHei" w:hAnsi="Microsoft YaHei" w:eastAsia="Microsoft YaHei"/>
+        </w:rPr>
+        <w:t>后续重点：SPSS 操作题优先，训练“题干 -&gt; 资料类型 -&gt; 检验方法 -&gt; 菜单路径 -&gt; 输出表 -&gt; 结论”。</w:t>
       </w:r>
     </w:p>
     <w:p/>
@@ -203,7 +190,6 @@
       <w:r>
         <w:rPr>
           <w:rFonts w:ascii="Microsoft YaHei" w:hAnsi="Microsoft YaHei" w:eastAsia="Microsoft YaHei"/>
-          <w:sz w:val="22"/>
         </w:rPr>
         <w:t>`00_总览与说明/README_先打开这个.md`</w:t>
       </w:r>
@@ -215,7 +201,6 @@
       <w:r>
         <w:rPr>
           <w:rFonts w:ascii="Microsoft YaHei" w:hAnsi="Microsoft YaHei" w:eastAsia="Microsoft YaHei"/>
-          <w:sz w:val="22"/>
         </w:rPr>
         <w:t>`00_总览与说明/14_文件结构总览.md`</w:t>
       </w:r>
@@ -227,7 +212,6 @@
       <w:r>
         <w:rPr>
           <w:rFonts w:ascii="Microsoft YaHei" w:hAnsi="Microsoft YaHei" w:eastAsia="Microsoft YaHei"/>
-          <w:sz w:val="22"/>
         </w:rPr>
         <w:t>`01_计划与每日笔记/00_每日执行总表.md`</w:t>
       </w:r>
@@ -239,9 +223,8 @@
       <w:r>
         <w:rPr>
           <w:rFonts w:ascii="Microsoft YaHei" w:hAnsi="Microsoft YaHei" w:eastAsia="Microsoft YaHei"/>
-          <w:sz w:val="22"/>
         </w:rPr>
-        <w:t>当天的 `01_计划与每日笔记/每日笔记/DayXX_日期_主题.md`</w:t>
+        <w:t>`01_计划与每日笔记/15_6月8日模拟考后二轮抢救计划.md`</w:t>
       </w:r>
     </w:p>
     <w:p>
@@ -251,9 +234,8 @@
       <w:r>
         <w:rPr>
           <w:rFonts w:ascii="Microsoft YaHei" w:hAnsi="Microsoft YaHei" w:eastAsia="Microsoft YaHei"/>
-          <w:sz w:val="22"/>
         </w:rPr>
-        <w:t>做题时打开 `02_选择题题库/选择题按章节/`</w:t>
+        <w:t>SPSS练习时先打开 `04_SPSS操作/00_SPSS机考大题解题流程卡.md`</w:t>
       </w:r>
     </w:p>
     <w:p>
@@ -263,9 +245,8 @@
       <w:r>
         <w:rPr>
           <w:rFonts w:ascii="Microsoft YaHei" w:hAnsi="Microsoft YaHei" w:eastAsia="Microsoft YaHei"/>
-          <w:sz w:val="22"/>
         </w:rPr>
-        <w:t>SPSS练习时打开 `04_SPSS操作/01_SPSS菜单与输出速查.md` 和 `04_SPSS操作/09_SPSS数据文件索引.md`</w:t>
+        <w:t>做题时打开 `02_选择题题库/选择题按章节/`</w:t>
       </w:r>
     </w:p>
     <w:p/>
@@ -282,90 +263,88 @@
       <w:r>
         <w:rPr>
           <w:rFonts w:ascii="Microsoft YaHei" w:hAnsi="Microsoft YaHei" w:eastAsia="Microsoft YaHei"/>
-          <w:sz w:val="22"/>
         </w:rPr>
-        <w:t>| 文件 | 用途 |</w:t>
+        <w:t>文件 | 用途</w:t>
       </w:r>
     </w:p>
     <w:p>
       <w:r>
         <w:rPr>
           <w:rFonts w:ascii="Microsoft YaHei" w:hAnsi="Microsoft YaHei" w:eastAsia="Microsoft YaHei"/>
-          <w:sz w:val="22"/>
         </w:rPr>
-        <w:t>|---|---|</w:t>
+        <w:t>`01_计划与每日笔记/00_每日执行总表.md` | 当前主计划，按日期执行</w:t>
       </w:r>
     </w:p>
     <w:p>
       <w:r>
         <w:rPr>
           <w:rFonts w:ascii="Microsoft YaHei" w:hAnsi="Microsoft YaHei" w:eastAsia="Microsoft YaHei"/>
-          <w:sz w:val="22"/>
         </w:rPr>
-        <w:t>| `01_计划与每日笔记/00_每日执行总表.md` | 当前主计划，按日期执行 |</w:t>
+        <w:t>`01_计划与每日笔记/15_6月8日模拟考后二轮抢救计划.md` | 模拟考后 9 天二轮抢救计划</w:t>
       </w:r>
     </w:p>
     <w:p>
       <w:r>
         <w:rPr>
           <w:rFonts w:ascii="Microsoft YaHei" w:hAnsi="Microsoft YaHei" w:eastAsia="Microsoft YaHei"/>
-          <w:sz w:val="22"/>
         </w:rPr>
-        <w:t>| `04_SPSS操作/01_SPSS菜单与输出速查.md` | SPSS菜单路径和输出表查看重点 |</w:t>
+        <w:t>`04_SPSS操作/00_SPSS机考大题解题流程卡.md` | SPSS 大题从题干到结论的操作流程</w:t>
       </w:r>
     </w:p>
     <w:p>
       <w:r>
         <w:rPr>
           <w:rFonts w:ascii="Microsoft YaHei" w:hAnsi="Microsoft YaHei" w:eastAsia="Microsoft YaHei"/>
-          <w:sz w:val="22"/>
         </w:rPr>
-        <w:t>| `02_选择题题库/02_检验选择表.md` | 根据题目类型选择统计检验 |</w:t>
+        <w:t>`04_SPSS操作/01_SPSS菜单与输出速查.md` | SPSS菜单路径和输出表查看重点</w:t>
       </w:r>
     </w:p>
     <w:p>
       <w:r>
         <w:rPr>
           <w:rFonts w:ascii="Microsoft YaHei" w:hAnsi="Microsoft YaHei" w:eastAsia="Microsoft YaHei"/>
-          <w:sz w:val="22"/>
         </w:rPr>
-        <w:t>| `04_SPSS操作/03_SPSS操作题答题模板.md` | 操作题结论写作模板 |</w:t>
+        <w:t>`02_选择题题库/02_检验选择表.md` | 根据题目类型选择统计检验</w:t>
       </w:r>
     </w:p>
     <w:p>
       <w:r>
         <w:rPr>
           <w:rFonts w:ascii="Microsoft YaHei" w:hAnsi="Microsoft YaHei" w:eastAsia="Microsoft YaHei"/>
-          <w:sz w:val="22"/>
         </w:rPr>
-        <w:t>| `03_错题整理/04_错题本模板.md` | 错题记录模板，要求逐选项解析 |</w:t>
+        <w:t>`04_SPSS操作/03_SPSS操作题答题模板.md` | 操作题结论写作模板</w:t>
       </w:r>
     </w:p>
     <w:p>
       <w:r>
         <w:rPr>
           <w:rFonts w:ascii="Microsoft YaHei" w:hAnsi="Microsoft YaHei" w:eastAsia="Microsoft YaHei"/>
-          <w:sz w:val="22"/>
         </w:rPr>
-        <w:t>| `02_选择题题库/07_选择题按章节题库.md` | 全部选择题汇总 |</w:t>
+        <w:t>`03_错题整理/04_错题本模板.md` | 错题记录模板，要求逐选项解析</w:t>
       </w:r>
     </w:p>
     <w:p>
       <w:r>
         <w:rPr>
           <w:rFonts w:ascii="Microsoft YaHei" w:hAnsi="Microsoft YaHei" w:eastAsia="Microsoft YaHei"/>
-          <w:sz w:val="22"/>
         </w:rPr>
-        <w:t>| `04_SPSS操作/09_SPSS数据文件索引.md` | `.sav` 数据文件按章节索引 |</w:t>
+        <w:t>`02_选择题题库/07_选择题按章节题库.md` | 全部选择题汇总</w:t>
       </w:r>
     </w:p>
     <w:p>
       <w:r>
         <w:rPr>
           <w:rFonts w:ascii="Microsoft YaHei" w:hAnsi="Microsoft YaHei" w:eastAsia="Microsoft YaHei"/>
-          <w:sz w:val="22"/>
         </w:rPr>
-        <w:t>| `04_SPSS操作/10_SPSS试用期优先训练清单.md` | SPSS试用期内优先训练安排 |</w:t>
+        <w:t>`04_SPSS操作/09_SPSS数据文件索引.md` | `.sav` 数据文件按章节索引</w:t>
+      </w:r>
+    </w:p>
+    <w:p>
+      <w:r>
+        <w:rPr>
+          <w:rFonts w:ascii="Microsoft YaHei" w:hAnsi="Microsoft YaHei" w:eastAsia="Microsoft YaHei"/>
+        </w:rPr>
+        <w:t>`04_SPSS操作/10_SPSS试用期优先训练清单.md` | SPSS试用期内优先训练安排</w:t>
       </w:r>
     </w:p>
     <w:p/>
@@ -385,7 +364,6 @@
       <w:r>
         <w:rPr>
           <w:rFonts w:ascii="Microsoft YaHei" w:hAnsi="Microsoft YaHei" w:eastAsia="Microsoft YaHei"/>
-          <w:sz w:val="22"/>
         </w:rPr>
         <w:t>`.md` 是源文件。</w:t>
       </w:r>
@@ -397,7 +375,6 @@
       <w:r>
         <w:rPr>
           <w:rFonts w:ascii="Microsoft YaHei" w:hAnsi="Microsoft YaHei" w:eastAsia="Microsoft YaHei"/>
-          <w:sz w:val="22"/>
         </w:rPr>
         <w:t>`.docx` 是阅读版，统一放在 `06_可直接打开的Word版`。</w:t>
       </w:r>
@@ -409,7 +386,6 @@
       <w:r>
         <w:rPr>
           <w:rFonts w:ascii="Microsoft YaHei" w:hAnsi="Microsoft YaHei" w:eastAsia="Microsoft YaHei"/>
-          <w:sz w:val="22"/>
         </w:rPr>
         <w:t>`.txt` 是纯文本备份，统一放在 `07_可直接打开的TXT版`。</w:t>
       </w:r>
@@ -421,7 +397,6 @@
       <w:r>
         <w:rPr>
           <w:rFonts w:ascii="Microsoft YaHei" w:hAnsi="Microsoft YaHei" w:eastAsia="Microsoft YaHei"/>
-          <w:sz w:val="22"/>
         </w:rPr>
         <w:t>每次计划、资料、进度或错题有变化，都要同步更新对应源文件，并重新生成 Word/TXT 版本。</w:t>
       </w:r>
@@ -433,12 +408,10 @@
       <w:r>
         <w:rPr>
           <w:rFonts w:ascii="Microsoft YaHei" w:hAnsi="Microsoft YaHei" w:eastAsia="Microsoft YaHei"/>
-          <w:sz w:val="22"/>
         </w:rPr>
         <w:t>每次同步到 GitHub 前，都要更新 `README.md` 和 `00_总览与说明/14_文件结构总览.md`。</w:t>
       </w:r>
     </w:p>
-    <w:p/>
     <w:sectPr>
       <w:pgSz w:w="12240" w:h="15840"/>
       <w:pgMar w:top="1440" w:right="1800" w:bottom="1440" w:left="1800" w:header="720" w:footer="720" w:gutter="0"/>
@@ -814,7 +787,7 @@
     <w:rsid w:val="00FC693F"/>
     <w:rPr>
       <w:rFonts w:ascii="Microsoft YaHei" w:hAnsi="Microsoft YaHei" w:eastAsia="Microsoft YaHei"/>
-      <w:sz w:val="22"/>
+      <w:sz w:val="21"/>
     </w:rPr>
   </w:style>
   <w:style w:type="paragraph" w:styleId="Header">

--- a/06_可直接打开的Word版/README.docx
+++ b/06_可直接打开的Word版/README.docx
@@ -4,36 +4,24 @@
   <w:body>
     <w:p>
       <w:r>
-        <w:rPr>
-          <w:rFonts w:ascii="Microsoft YaHei" w:hAnsi="Microsoft YaHei" w:eastAsia="Microsoft YaHei"/>
-        </w:rPr>
         <w:t>﻿# 医学统计学期末冲刺复习包</w:t>
       </w:r>
     </w:p>
     <w:p/>
     <w:p>
       <w:r>
-        <w:rPr>
-          <w:rFonts w:ascii="Microsoft YaHei" w:hAnsi="Microsoft YaHei" w:eastAsia="Microsoft YaHei"/>
-        </w:rPr>
         <w:t>本仓库用于整理 2026年医学统计学期末考试复习资料。正式期末考试时间已确认：**2026年6月17日下午**。</w:t>
       </w:r>
     </w:p>
     <w:p/>
     <w:p>
       <w:r>
-        <w:rPr>
-          <w:rFonts w:ascii="Microsoft YaHei" w:hAnsi="Microsoft YaHei" w:eastAsia="Microsoft YaHei"/>
-        </w:rPr>
         <w:t>本地复习包主路径：</w:t>
       </w:r>
     </w:p>
     <w:p/>
     <w:p>
       <w:r>
-        <w:rPr>
-          <w:rFonts w:ascii="Microsoft YaHei" w:hAnsi="Microsoft YaHei" w:eastAsia="Microsoft YaHei"/>
-        </w:rPr>
         <w:t>`D:\医学统计学期末冲刺复习包`</w:t>
       </w:r>
     </w:p>
@@ -50,73 +38,91 @@
     <w:p>
       <w:r>
         <w:rPr>
-          <w:rFonts w:ascii="Microsoft YaHei" w:hAnsi="Microsoft YaHei" w:eastAsia="Microsoft YaHei"/>
+          <w:rFonts w:ascii="Consolas" w:hAnsi="Consolas"/>
+          <w:sz w:val="18"/>
         </w:rPr>
-        <w:t>文件夹 | 内容</w:t>
+        <w:t>| 文件夹 | 内容 |</w:t>
       </w:r>
     </w:p>
     <w:p>
       <w:r>
         <w:rPr>
-          <w:rFonts w:ascii="Microsoft YaHei" w:hAnsi="Microsoft YaHei" w:eastAsia="Microsoft YaHei"/>
+          <w:rFonts w:ascii="Consolas" w:hAnsi="Consolas"/>
+          <w:sz w:val="18"/>
         </w:rPr>
-        <w:t>`00_总览与说明` | README、时间线、文件结构说明</w:t>
+        <w:t>|---|---|</w:t>
       </w:r>
     </w:p>
     <w:p>
       <w:r>
         <w:rPr>
-          <w:rFonts w:ascii="Microsoft YaHei" w:hAnsi="Microsoft YaHei" w:eastAsia="Microsoft YaHei"/>
+          <w:rFonts w:ascii="Consolas" w:hAnsi="Consolas"/>
+          <w:sz w:val="18"/>
         </w:rPr>
-        <w:t>`01_计划与每日笔记` | 每日执行总表、每日笔记、复习计划、对话提示词</w:t>
+        <w:t>| `00_总览与说明` | README、时间线、文件结构说明 |</w:t>
       </w:r>
     </w:p>
     <w:p>
       <w:r>
         <w:rPr>
-          <w:rFonts w:ascii="Microsoft YaHei" w:hAnsi="Microsoft YaHei" w:eastAsia="Microsoft YaHei"/>
+          <w:rFonts w:ascii="Consolas" w:hAnsi="Consolas"/>
+          <w:sz w:val="18"/>
         </w:rPr>
-        <w:t>`02_选择题题库` | 检验选择表、总题库、按章节拆分的选择题</w:t>
+        <w:t>| `01_计划与每日笔记` | 每日执行总表、每日笔记、复习计划、对话提示词 |</w:t>
       </w:r>
     </w:p>
     <w:p>
       <w:r>
         <w:rPr>
-          <w:rFonts w:ascii="Microsoft YaHei" w:hAnsi="Microsoft YaHei" w:eastAsia="Microsoft YaHei"/>
+          <w:rFonts w:ascii="Consolas" w:hAnsi="Consolas"/>
+          <w:sz w:val="18"/>
         </w:rPr>
-        <w:t>`03_错题整理` | 错题模板和按天整理的错题</w:t>
+        <w:t>| `02_选择题题库` | 检验选择表、总题库、按章节拆分的选择题 |</w:t>
       </w:r>
     </w:p>
     <w:p>
       <w:r>
         <w:rPr>
-          <w:rFonts w:ascii="Microsoft YaHei" w:hAnsi="Microsoft YaHei" w:eastAsia="Microsoft YaHei"/>
+          <w:rFonts w:ascii="Consolas" w:hAnsi="Consolas"/>
+          <w:sz w:val="18"/>
         </w:rPr>
-        <w:t>`04_SPSS操作` | SPSS菜单速查、操作题模板、数据索引、截图</w:t>
+        <w:t>| `03_错题整理` | 错题模板和按天整理的错题 |</w:t>
       </w:r>
     </w:p>
     <w:p>
       <w:r>
         <w:rPr>
-          <w:rFonts w:ascii="Microsoft YaHei" w:hAnsi="Microsoft YaHei" w:eastAsia="Microsoft YaHei"/>
+          <w:rFonts w:ascii="Consolas" w:hAnsi="Consolas"/>
+          <w:sz w:val="18"/>
         </w:rPr>
-        <w:t>`05_课程讲义与教材` | 课程PDF、教材PDF、`.sav` 数据文件</w:t>
+        <w:t>| `04_SPSS操作` | SPSS菜单速查、操作题模板、数据索引、截图、同学作业补充练习 |</w:t>
       </w:r>
     </w:p>
     <w:p>
       <w:r>
         <w:rPr>
-          <w:rFonts w:ascii="Microsoft YaHei" w:hAnsi="Microsoft YaHei" w:eastAsia="Microsoft YaHei"/>
+          <w:rFonts w:ascii="Consolas" w:hAnsi="Consolas"/>
+          <w:sz w:val="18"/>
         </w:rPr>
-        <w:t>`06_可直接打开的Word版` | Markdown资料对应的 Word 阅读版</w:t>
+        <w:t>| `05_课程讲义与教材` | 课程PDF、教材PDF、`.sav` 数据文件 |</w:t>
       </w:r>
     </w:p>
     <w:p>
       <w:r>
         <w:rPr>
-          <w:rFonts w:ascii="Microsoft YaHei" w:hAnsi="Microsoft YaHei" w:eastAsia="Microsoft YaHei"/>
+          <w:rFonts w:ascii="Consolas" w:hAnsi="Consolas"/>
+          <w:sz w:val="18"/>
         </w:rPr>
-        <w:t>`07_可直接打开的TXT版` | Markdown资料对应的 TXT 备份版</w:t>
+        <w:t>| `06_可直接打开的Word版` | Markdown资料对应的 Word 阅读版 |</w:t>
+      </w:r>
+    </w:p>
+    <w:p>
+      <w:r>
+        <w:rPr>
+          <w:rFonts w:ascii="Consolas" w:hAnsi="Consolas"/>
+          <w:sz w:val="18"/>
+        </w:rPr>
+        <w:t>| `07_可直接打开的TXT版` | Markdown资料对应的 TXT 备份版 |</w:t>
       </w:r>
     </w:p>
     <w:p/>
@@ -134,9 +140,6 @@
         <w:pStyle w:val="ListBullet"/>
       </w:pPr>
       <w:r>
-        <w:rPr>
-          <w:rFonts w:ascii="Microsoft YaHei" w:hAnsi="Microsoft YaHei" w:eastAsia="Microsoft YaHei"/>
-        </w:rPr>
         <w:t>已完成：Day01 到 Day09 的主要学习、选择题批改、错题整理和 SPSS 截图保存。</w:t>
       </w:r>
     </w:p>
@@ -145,9 +148,6 @@
         <w:pStyle w:val="ListBullet"/>
       </w:pPr>
       <w:r>
-        <w:rPr>
-          <w:rFonts w:ascii="Microsoft YaHei" w:hAnsi="Microsoft YaHei" w:eastAsia="Microsoft YaHei"/>
-        </w:rPr>
         <w:t>2026年6月8日模拟考反馈：很多题目仍无法独立判断，尤其是 SPSS 分析大题看到界面没有思路。</w:t>
       </w:r>
     </w:p>
@@ -156,10 +156,7 @@
         <w:pStyle w:val="ListBullet"/>
       </w:pPr>
       <w:r>
-        <w:rPr>
-          <w:rFonts w:ascii="Microsoft YaHei" w:hAnsi="Microsoft YaHei" w:eastAsia="Microsoft YaHei"/>
-        </w:rPr>
-        <w:t>当前阶段：6月8日晚上起进入 9 天二轮抢救计划。</w:t>
+        <w:t>当前阶段：执行 2026年6月11日考前极限保分计划。</w:t>
       </w:r>
     </w:p>
     <w:p>
@@ -167,10 +164,31 @@
         <w:pStyle w:val="ListBullet"/>
       </w:pPr>
       <w:r>
-        <w:rPr>
-          <w:rFonts w:ascii="Microsoft YaHei" w:hAnsi="Microsoft YaHei" w:eastAsia="Microsoft YaHei"/>
-        </w:rPr>
         <w:t>后续重点：SPSS 操作题优先，训练“题干 -&gt; 资料类型 -&gt; 检验方法 -&gt; 菜单路径 -&gt; 输出表 -&gt; 结论”。</w:t>
+      </w:r>
+    </w:p>
+    <w:p>
+      <w:pPr>
+        <w:pStyle w:val="ListBullet"/>
+      </w:pPr>
+      <w:r>
+        <w:t>2026年6月10日新增整理：同学作业补充练习已归入 `04_SPSS操作/同学作业zzw`，包含 8 份 Word 作业、14 个 `.sav` 数据文件和 2 张截图。</w:t>
+      </w:r>
+    </w:p>
+    <w:p>
+      <w:pPr>
+        <w:pStyle w:val="ListBullet"/>
+      </w:pPr>
+      <w:r>
+        <w:t>2026年6月11日新增资料：`05_课程讲义与教材/医学统计学复习资料.pdf`，共 42 页，作为考前总复盘和查漏补缺资料使用。</w:t>
+      </w:r>
+    </w:p>
+    <w:p>
+      <w:pPr>
+        <w:pStyle w:val="ListBullet"/>
+      </w:pPr>
+      <w:r>
+        <w:t>2026年6月11日计划调整：因近期还有其他考试，医学统计学改用 `01_计划与每日笔记/16_6月11日考前极限保分计划.md`，优先保住 SPSS 方法选择、菜单路径、输出解读和结论模板。</w:t>
       </w:r>
     </w:p>
     <w:p/>
@@ -188,9 +206,6 @@
         <w:pStyle w:val="ListNumber"/>
       </w:pPr>
       <w:r>
-        <w:rPr>
-          <w:rFonts w:ascii="Microsoft YaHei" w:hAnsi="Microsoft YaHei" w:eastAsia="Microsoft YaHei"/>
-        </w:rPr>
         <w:t>`00_总览与说明/README_先打开这个.md`</w:t>
       </w:r>
     </w:p>
@@ -199,9 +214,6 @@
         <w:pStyle w:val="ListNumber"/>
       </w:pPr>
       <w:r>
-        <w:rPr>
-          <w:rFonts w:ascii="Microsoft YaHei" w:hAnsi="Microsoft YaHei" w:eastAsia="Microsoft YaHei"/>
-        </w:rPr>
         <w:t>`00_总览与说明/14_文件结构总览.md`</w:t>
       </w:r>
     </w:p>
@@ -210,9 +222,6 @@
         <w:pStyle w:val="ListNumber"/>
       </w:pPr>
       <w:r>
-        <w:rPr>
-          <w:rFonts w:ascii="Microsoft YaHei" w:hAnsi="Microsoft YaHei" w:eastAsia="Microsoft YaHei"/>
-        </w:rPr>
         <w:t>`01_计划与每日笔记/00_每日执行总表.md`</w:t>
       </w:r>
     </w:p>
@@ -221,10 +230,7 @@
         <w:pStyle w:val="ListNumber"/>
       </w:pPr>
       <w:r>
-        <w:rPr>
-          <w:rFonts w:ascii="Microsoft YaHei" w:hAnsi="Microsoft YaHei" w:eastAsia="Microsoft YaHei"/>
-        </w:rPr>
-        <w:t>`01_计划与每日笔记/15_6月8日模拟考后二轮抢救计划.md`</w:t>
+        <w:t>`01_计划与每日笔记/16_6月11日考前极限保分计划.md`</w:t>
       </w:r>
     </w:p>
     <w:p>
@@ -232,9 +238,6 @@
         <w:pStyle w:val="ListNumber"/>
       </w:pPr>
       <w:r>
-        <w:rPr>
-          <w:rFonts w:ascii="Microsoft YaHei" w:hAnsi="Microsoft YaHei" w:eastAsia="Microsoft YaHei"/>
-        </w:rPr>
         <w:t>SPSS练习时先打开 `04_SPSS操作/00_SPSS机考大题解题流程卡.md`</w:t>
       </w:r>
     </w:p>
@@ -243,9 +246,14 @@
         <w:pStyle w:val="ListNumber"/>
       </w:pPr>
       <w:r>
-        <w:rPr>
-          <w:rFonts w:ascii="Microsoft YaHei" w:hAnsi="Microsoft YaHei" w:eastAsia="Microsoft YaHei"/>
-        </w:rPr>
+        <w:t>做补充 SPSS 练习时打开 `04_SPSS操作/同学作业zzw/README.md`</w:t>
+      </w:r>
+    </w:p>
+    <w:p>
+      <w:pPr>
+        <w:pStyle w:val="ListNumber"/>
+      </w:pPr>
+      <w:r>
         <w:t>做题时打开 `02_选择题题库/选择题按章节/`</w:t>
       </w:r>
     </w:p>
@@ -262,89 +270,127 @@
     <w:p>
       <w:r>
         <w:rPr>
-          <w:rFonts w:ascii="Microsoft YaHei" w:hAnsi="Microsoft YaHei" w:eastAsia="Microsoft YaHei"/>
+          <w:rFonts w:ascii="Consolas" w:hAnsi="Consolas"/>
+          <w:sz w:val="18"/>
         </w:rPr>
-        <w:t>文件 | 用途</w:t>
+        <w:t>| 文件 | 用途 |</w:t>
       </w:r>
     </w:p>
     <w:p>
       <w:r>
         <w:rPr>
-          <w:rFonts w:ascii="Microsoft YaHei" w:hAnsi="Microsoft YaHei" w:eastAsia="Microsoft YaHei"/>
+          <w:rFonts w:ascii="Consolas" w:hAnsi="Consolas"/>
+          <w:sz w:val="18"/>
         </w:rPr>
-        <w:t>`01_计划与每日笔记/00_每日执行总表.md` | 当前主计划，按日期执行</w:t>
+        <w:t>|---|---|</w:t>
       </w:r>
     </w:p>
     <w:p>
       <w:r>
         <w:rPr>
-          <w:rFonts w:ascii="Microsoft YaHei" w:hAnsi="Microsoft YaHei" w:eastAsia="Microsoft YaHei"/>
+          <w:rFonts w:ascii="Consolas" w:hAnsi="Consolas"/>
+          <w:sz w:val="18"/>
         </w:rPr>
-        <w:t>`01_计划与每日笔记/15_6月8日模拟考后二轮抢救计划.md` | 模拟考后 9 天二轮抢救计划</w:t>
+        <w:t>| `01_计划与每日笔记/00_每日执行总表.md` | 当前主计划，按日期执行 |</w:t>
       </w:r>
     </w:p>
     <w:p>
       <w:r>
         <w:rPr>
-          <w:rFonts w:ascii="Microsoft YaHei" w:hAnsi="Microsoft YaHei" w:eastAsia="Microsoft YaHei"/>
+          <w:rFonts w:ascii="Consolas" w:hAnsi="Consolas"/>
+          <w:sz w:val="18"/>
         </w:rPr>
-        <w:t>`04_SPSS操作/00_SPSS机考大题解题流程卡.md` | SPSS 大题从题干到结论的操作流程</w:t>
+        <w:t>| `01_计划与每日笔记/16_6月11日考前极限保分计划.md` | 当前执行计划，其他考试占用时间时使用的医学统计学最低保分计划 |</w:t>
       </w:r>
     </w:p>
     <w:p>
       <w:r>
         <w:rPr>
-          <w:rFonts w:ascii="Microsoft YaHei" w:hAnsi="Microsoft YaHei" w:eastAsia="Microsoft YaHei"/>
+          <w:rFonts w:ascii="Consolas" w:hAnsi="Consolas"/>
+          <w:sz w:val="18"/>
         </w:rPr>
-        <w:t>`04_SPSS操作/01_SPSS菜单与输出速查.md` | SPSS菜单路径和输出表查看重点</w:t>
+        <w:t>| `01_计划与每日笔记/历史计划/` | 旧计划归档，只作回看，不作为当前执行依据 |</w:t>
       </w:r>
     </w:p>
     <w:p>
       <w:r>
         <w:rPr>
-          <w:rFonts w:ascii="Microsoft YaHei" w:hAnsi="Microsoft YaHei" w:eastAsia="Microsoft YaHei"/>
+          <w:rFonts w:ascii="Consolas" w:hAnsi="Consolas"/>
+          <w:sz w:val="18"/>
         </w:rPr>
-        <w:t>`02_选择题题库/02_检验选择表.md` | 根据题目类型选择统计检验</w:t>
+        <w:t>| `04_SPSS操作/00_SPSS机考大题解题流程卡.md` | SPSS 大题从题干到结论的操作流程 |</w:t>
       </w:r>
     </w:p>
     <w:p>
       <w:r>
         <w:rPr>
-          <w:rFonts w:ascii="Microsoft YaHei" w:hAnsi="Microsoft YaHei" w:eastAsia="Microsoft YaHei"/>
+          <w:rFonts w:ascii="Consolas" w:hAnsi="Consolas"/>
+          <w:sz w:val="18"/>
         </w:rPr>
-        <w:t>`04_SPSS操作/03_SPSS操作题答题模板.md` | 操作题结论写作模板</w:t>
+        <w:t>| `04_SPSS操作/01_SPSS菜单与输出速查.md` | SPSS菜单路径和输出表查看重点 |</w:t>
       </w:r>
     </w:p>
     <w:p>
       <w:r>
         <w:rPr>
-          <w:rFonts w:ascii="Microsoft YaHei" w:hAnsi="Microsoft YaHei" w:eastAsia="Microsoft YaHei"/>
+          <w:rFonts w:ascii="Consolas" w:hAnsi="Consolas"/>
+          <w:sz w:val="18"/>
         </w:rPr>
-        <w:t>`03_错题整理/04_错题本模板.md` | 错题记录模板，要求逐选项解析</w:t>
+        <w:t>| `02_选择题题库/02_检验选择表.md` | 根据题目类型选择统计检验 |</w:t>
       </w:r>
     </w:p>
     <w:p>
       <w:r>
         <w:rPr>
-          <w:rFonts w:ascii="Microsoft YaHei" w:hAnsi="Microsoft YaHei" w:eastAsia="Microsoft YaHei"/>
+          <w:rFonts w:ascii="Consolas" w:hAnsi="Consolas"/>
+          <w:sz w:val="18"/>
         </w:rPr>
-        <w:t>`02_选择题题库/07_选择题按章节题库.md` | 全部选择题汇总</w:t>
+        <w:t>| `04_SPSS操作/03_SPSS操作题答题模板.md` | 操作题结论写作模板 |</w:t>
       </w:r>
     </w:p>
     <w:p>
       <w:r>
         <w:rPr>
-          <w:rFonts w:ascii="Microsoft YaHei" w:hAnsi="Microsoft YaHei" w:eastAsia="Microsoft YaHei"/>
+          <w:rFonts w:ascii="Consolas" w:hAnsi="Consolas"/>
+          <w:sz w:val="18"/>
         </w:rPr>
-        <w:t>`04_SPSS操作/09_SPSS数据文件索引.md` | `.sav` 数据文件按章节索引</w:t>
+        <w:t>| `03_错题整理/04_错题本模板.md` | 错题记录模板，要求逐选项解析 |</w:t>
       </w:r>
     </w:p>
     <w:p>
       <w:r>
         <w:rPr>
-          <w:rFonts w:ascii="Microsoft YaHei" w:hAnsi="Microsoft YaHei" w:eastAsia="Microsoft YaHei"/>
+          <w:rFonts w:ascii="Consolas" w:hAnsi="Consolas"/>
+          <w:sz w:val="18"/>
         </w:rPr>
-        <w:t>`04_SPSS操作/10_SPSS试用期优先训练清单.md` | SPSS试用期内优先训练安排</w:t>
+        <w:t>| `02_选择题题库/07_选择题按章节题库.md` | 全部选择题汇总 |</w:t>
+      </w:r>
+    </w:p>
+    <w:p>
+      <w:r>
+        <w:rPr>
+          <w:rFonts w:ascii="Consolas" w:hAnsi="Consolas"/>
+          <w:sz w:val="18"/>
+        </w:rPr>
+        <w:t>| `04_SPSS操作/09_SPSS数据文件索引.md` | `.sav` 数据文件按章节索引 |</w:t>
+      </w:r>
+    </w:p>
+    <w:p>
+      <w:r>
+        <w:rPr>
+          <w:rFonts w:ascii="Consolas" w:hAnsi="Consolas"/>
+          <w:sz w:val="18"/>
+        </w:rPr>
+        <w:t>| `04_SPSS操作/同学作业zzw/README.md` | 同学作业和补充 `.sav` 练习索引 |</w:t>
+      </w:r>
+    </w:p>
+    <w:p>
+      <w:r>
+        <w:rPr>
+          <w:rFonts w:ascii="Consolas" w:hAnsi="Consolas"/>
+          <w:sz w:val="18"/>
+        </w:rPr>
+        <w:t>| `05_课程讲义与教材/医学统计学复习资料.pdf` | 42 页考前总复盘资料，用于快速串概念和查漏补缺 |</w:t>
       </w:r>
     </w:p>
     <w:p/>
@@ -362,9 +408,6 @@
         <w:pStyle w:val="ListNumber"/>
       </w:pPr>
       <w:r>
-        <w:rPr>
-          <w:rFonts w:ascii="Microsoft YaHei" w:hAnsi="Microsoft YaHei" w:eastAsia="Microsoft YaHei"/>
-        </w:rPr>
         <w:t>`.md` 是源文件。</w:t>
       </w:r>
     </w:p>
@@ -373,9 +416,6 @@
         <w:pStyle w:val="ListNumber"/>
       </w:pPr>
       <w:r>
-        <w:rPr>
-          <w:rFonts w:ascii="Microsoft YaHei" w:hAnsi="Microsoft YaHei" w:eastAsia="Microsoft YaHei"/>
-        </w:rPr>
         <w:t>`.docx` 是阅读版，统一放在 `06_可直接打开的Word版`。</w:t>
       </w:r>
     </w:p>
@@ -384,9 +424,6 @@
         <w:pStyle w:val="ListNumber"/>
       </w:pPr>
       <w:r>
-        <w:rPr>
-          <w:rFonts w:ascii="Microsoft YaHei" w:hAnsi="Microsoft YaHei" w:eastAsia="Microsoft YaHei"/>
-        </w:rPr>
         <w:t>`.txt` 是纯文本备份，统一放在 `07_可直接打开的TXT版`。</w:t>
       </w:r>
     </w:p>
@@ -395,9 +432,6 @@
         <w:pStyle w:val="ListNumber"/>
       </w:pPr>
       <w:r>
-        <w:rPr>
-          <w:rFonts w:ascii="Microsoft YaHei" w:hAnsi="Microsoft YaHei" w:eastAsia="Microsoft YaHei"/>
-        </w:rPr>
         <w:t>每次计划、资料、进度或错题有变化，都要同步更新对应源文件，并重新生成 Word/TXT 版本。</w:t>
       </w:r>
     </w:p>
@@ -406,9 +440,6 @@
         <w:pStyle w:val="ListNumber"/>
       </w:pPr>
       <w:r>
-        <w:rPr>
-          <w:rFonts w:ascii="Microsoft YaHei" w:hAnsi="Microsoft YaHei" w:eastAsia="Microsoft YaHei"/>
-        </w:rPr>
         <w:t>每次同步到 GitHub 前，都要更新 `README.md` 和 `00_总览与说明/14_文件结构总览.md`。</w:t>
       </w:r>
     </w:p>
@@ -786,7 +817,7 @@
     <w:qFormat/>
     <w:rsid w:val="00FC693F"/>
     <w:rPr>
-      <w:rFonts w:ascii="Microsoft YaHei" w:hAnsi="Microsoft YaHei" w:eastAsia="Microsoft YaHei"/>
+      <w:rFonts w:ascii="Microsoft YaHei" w:hAnsi="Microsoft YaHei"/>
       <w:sz w:val="21"/>
     </w:rPr>
   </w:style>
